--- a/data/revised_2026-10_full/outputs/v2/Chemistry/SS1.5_Periodicity/Chemistry_Periodicity_FinalExplanation.docx
+++ b/data/revised_2026-10_full/outputs/v2/Chemistry/SS1.5_Periodicity/Chemistry_Periodicity_FinalExplanation.docx
@@ -3081,7 +3081,7 @@
         </w:rPr>
         <w:t xml:space="preserve">© 2026 SeaVuria and ARES. This work is licensed under a </w:t>
       </w:r>
-      <w:hyperlink w:history="1" r:id="rIdddtgspcpgtzo72oj1pbsp">
+      <w:hyperlink w:history="1" r:id="rIdml3kejqjt9zt-htgc3ld8">
         <w:r>
           <w:rPr>
             <w:rFonts w:ascii="Arial" w:cs="Arial" w:eastAsia="Arial" w:hAnsi="Arial"/>
@@ -3101,7 +3101,7 @@
         </w:rPr>
         <w:t xml:space="preserve"> (</w:t>
       </w:r>
-      <w:hyperlink w:history="1" r:id="rIdrtc3u6mkp7qvvdv0d3b1y">
+      <w:hyperlink w:history="1" r:id="rIdzbkqseawqpowcbmxy_1si">
         <w:r>
           <w:rPr>
             <w:rFonts w:ascii="Arial" w:cs="Arial" w:eastAsia="Arial" w:hAnsi="Arial"/>
@@ -3121,7 +3121,7 @@
         </w:rPr>
         <w:t xml:space="preserve">). To view a copy of this license, visit </w:t>
       </w:r>
-      <w:hyperlink w:history="1" r:id="rIdtdpr-83cwq2zhd-mbdwsz">
+      <w:hyperlink w:history="1" r:id="rIdygwets4dr0ipyig6qqewb">
         <w:r>
           <w:rPr>
             <w:rFonts w:ascii="Arial" w:cs="Arial" w:eastAsia="Arial" w:hAnsi="Arial"/>
